--- a/README_execution_preocess.docx
+++ b/README_execution_preocess.docx
@@ -3,11 +3,106 @@
 <w:document xmlns:wpc="http://schemas.microsoft.com/office/word/2010/wordprocessingCanvas" xmlns:cx="http://schemas.microsoft.com/office/drawing/2014/chartex" xmlns:cx1="http://schemas.microsoft.com/office/drawing/2015/9/8/chartex" xmlns:cx2="http://schemas.microsoft.com/office/drawing/2015/10/21/chartex" xmlns:cx3="http://schemas.microsoft.com/office/drawing/2016/5/9/chartex" xmlns:cx4="http://schemas.microsoft.com/office/drawing/2016/5/10/chartex" xmlns:cx5="http://schemas.microsoft.com/office/drawing/2016/5/11/chartex" xmlns:cx6="http://schemas.microsoft.com/office/drawing/2016/5/12/chartex" xmlns:cx7="http://schemas.microsoft.com/office/drawing/2016/5/13/chartex" xmlns:cx8="http://schemas.microsoft.com/office/drawing/2016/5/14/chartex" xmlns:mc="http://schemas.openxmlformats.org/markup-compatibility/2006" xmlns:aink="http://schemas.microsoft.com/office/drawing/2016/ink" xmlns:am3d="http://schemas.microsoft.com/office/drawing/2017/model3d" xmlns:o="urn:schemas-microsoft-com:office:office" xmlns:oel="http://schemas.microsoft.com/office/2019/extlst" xmlns:r="http://schemas.openxmlformats.org/officeDocument/2006/relationships" xmlns:m="http://schemas.openxmlformats.org/officeDocument/2006/math" xmlns:v="urn:schemas-microsoft-com:vml" xmlns:wp14="http://schemas.microsoft.com/office/word/2010/wordprocessingDrawing" xmlns:wp="http://schemas.openxmlformats.org/drawingml/2006/wordprocessingDrawing" xmlns:w10="urn:schemas-microsoft-com:office:word" xmlns:w="http://schemas.openxmlformats.org/wordprocessingml/2006/main" xmlns:w14="http://schemas.microsoft.com/office/word/2010/wordml" xmlns:w15="http://schemas.microsoft.com/office/word/2012/wordml" xmlns:w16cex="http://schemas.microsoft.com/office/word/2018/wordml/cex" xmlns:w16cid="http://schemas.microsoft.com/office/word/2016/wordml/cid" xmlns:w16="http://schemas.microsoft.com/office/word/2018/wordml" xmlns:w16sdtdh="http://schemas.microsoft.com/office/word/2020/wordml/sdtdatahash" xmlns:w16se="http://schemas.microsoft.com/office/word/2015/wordml/symex" xmlns:wpg="http://schemas.microsoft.com/office/word/2010/wordprocessingGroup" xmlns:wpi="http://schemas.microsoft.com/office/word/2010/wordprocessingInk" xmlns:wne="http://schemas.microsoft.com/office/word/2006/wordml" xmlns:wps="http://schemas.microsoft.com/office/word/2010/wordprocessingShape" mc:Ignorable="w14 w15 w16se w16cid w16 w16cex w16sdtdh wp14">
   <w:body>
     <w:p>
+      <w:proofErr w:type="spellStart"/>
+      <w:r>
+        <w:rPr>
+          <w:rFonts w:hint="eastAsia"/>
+        </w:rPr>
+        <w:t>Github</w:t>
+      </w:r>
+      <w:proofErr w:type="spellEnd"/>
+      <w:r>
+        <w:rPr>
+          <w:rFonts w:hint="eastAsia"/>
+        </w:rPr>
+        <w:t xml:space="preserve">: </w:t>
+      </w:r>
+      <w:hyperlink r:id="rId6" w:history="1">
+        <w:r>
+          <w:rPr>
+            <w:rStyle w:val="af2"/>
+          </w:rPr>
+          <w:t>https://github.com/dispitpit/strawberry_hressa</w:t>
+        </w:r>
+      </w:hyperlink>
+    </w:p>
+    <w:p>
+      <w:pPr>
+        <w:jc w:val="center"/>
+        <w:rPr>
+          <w:rFonts w:hint="eastAsia"/>
+        </w:rPr>
+      </w:pPr>
       <w:r>
         <w:drawing>
-          <wp:inline distT="0" distB="0" distL="0" distR="0" wp14:anchorId="70F4A17C" wp14:editId="2B72DB35">
-            <wp:extent cx="2057400" cy="1994702"/>
-            <wp:effectExtent l="19050" t="19050" r="19050" b="24765"/>
+          <wp:inline distT="0" distB="0" distL="0" distR="0" wp14:anchorId="72D1FD43" wp14:editId="7CEDFA82">
+            <wp:extent cx="4318016" cy="3638550"/>
+            <wp:effectExtent l="19050" t="19050" r="25400" b="19050"/>
+            <wp:docPr id="3" name="圖片 3"/>
+            <wp:cNvGraphicFramePr>
+              <a:graphicFrameLocks xmlns:a="http://schemas.openxmlformats.org/drawingml/2006/main" noChangeAspect="1"/>
+            </wp:cNvGraphicFramePr>
+            <a:graphic xmlns:a="http://schemas.openxmlformats.org/drawingml/2006/main">
+              <a:graphicData uri="http://schemas.openxmlformats.org/drawingml/2006/picture">
+                <pic:pic xmlns:pic="http://schemas.openxmlformats.org/drawingml/2006/picture">
+                  <pic:nvPicPr>
+                    <pic:cNvPr id="1" name=""/>
+                    <pic:cNvPicPr/>
+                  </pic:nvPicPr>
+                  <pic:blipFill>
+                    <a:blip r:embed="rId7"/>
+                    <a:stretch>
+                      <a:fillRect/>
+                    </a:stretch>
+                  </pic:blipFill>
+                  <pic:spPr>
+                    <a:xfrm>
+                      <a:off x="0" y="0"/>
+                      <a:ext cx="4319944" cy="3640175"/>
+                    </a:xfrm>
+                    <a:prstGeom prst="rect">
+                      <a:avLst/>
+                    </a:prstGeom>
+                    <a:ln>
+                      <a:solidFill>
+                        <a:schemeClr val="bg1">
+                          <a:lumMod val="95000"/>
+                        </a:schemeClr>
+                      </a:solidFill>
+                    </a:ln>
+                  </pic:spPr>
+                </pic:pic>
+              </a:graphicData>
+            </a:graphic>
+          </wp:inline>
+        </w:drawing>
+      </w:r>
+    </w:p>
+    <w:p>
+      <w:pPr>
+        <w:rPr>
+          <w:rFonts w:hint="eastAsia"/>
+        </w:rPr>
+      </w:pPr>
+      <w:r>
+        <w:rPr>
+          <w:rFonts w:hint="eastAsia"/>
+        </w:rPr>
+        <w:t xml:space="preserve">File: </w:t>
+      </w:r>
+    </w:p>
+    <w:p>
+      <w:pPr>
+        <w:jc w:val="center"/>
+      </w:pPr>
+      <w:r>
+        <w:rPr>
+          <w:noProof/>
+        </w:rPr>
+        <w:drawing>
+          <wp:inline distT="0" distB="0" distL="0" distR="0" wp14:anchorId="70F4A17C" wp14:editId="0F198CC1">
+            <wp:extent cx="2259609" cy="2190750"/>
+            <wp:effectExtent l="19050" t="19050" r="26670" b="19050"/>
             <wp:docPr id="1" name="圖片 1"/>
             <wp:cNvGraphicFramePr>
               <a:graphicFrameLocks xmlns:a="http://schemas.openxmlformats.org/drawingml/2006/main" noChangeAspect="1"/>
@@ -20,14 +115,14 @@
                     <pic:cNvPicPr/>
                   </pic:nvPicPr>
                   <pic:blipFill rotWithShape="1">
-                    <a:blip r:embed="rId6"/>
+                    <a:blip r:embed="rId8"/>
                     <a:srcRect r="31119"/>
                     <a:stretch/>
                   </pic:blipFill>
                   <pic:spPr bwMode="auto">
                     <a:xfrm>
                       <a:off x="0" y="0"/>
-                      <a:ext cx="2066706" cy="2003725"/>
+                      <a:ext cx="2271400" cy="2202182"/>
                     </a:xfrm>
                     <a:prstGeom prst="rect">
                       <a:avLst/>
@@ -70,15 +165,12 @@
       </w:r>
       <w:r>
         <w:rPr>
-          <w:rFonts w:hint="eastAsia"/>
-        </w:rPr>
-        <w:t xml:space="preserve"> </w:t>
-      </w:r>
-      <w:r>
+          <w:noProof/>
+        </w:rPr>
         <w:drawing>
-          <wp:inline distT="0" distB="0" distL="0" distR="0" wp14:anchorId="5B1817F7" wp14:editId="251C7E88">
-            <wp:extent cx="2517140" cy="1979983"/>
-            <wp:effectExtent l="19050" t="19050" r="16510" b="20320"/>
+          <wp:inline distT="0" distB="0" distL="0" distR="0" wp14:anchorId="5B1817F7" wp14:editId="2DA83BA8">
+            <wp:extent cx="2160538" cy="2190750"/>
+            <wp:effectExtent l="19050" t="19050" r="11430" b="19050"/>
             <wp:docPr id="2" name="圖片 2"/>
             <wp:cNvGraphicFramePr>
               <a:graphicFrameLocks xmlns:a="http://schemas.openxmlformats.org/drawingml/2006/main" noChangeAspect="1"/>
@@ -90,25 +182,48 @@
                     <pic:cNvPr id="1" name=""/>
                     <pic:cNvPicPr/>
                   </pic:nvPicPr>
-                  <pic:blipFill>
-                    <a:blip r:embed="rId7"/>
-                    <a:stretch>
-                      <a:fillRect/>
-                    </a:stretch>
+                  <pic:blipFill rotWithShape="1">
+                    <a:blip r:embed="rId9"/>
+                    <a:srcRect r="22425"/>
+                    <a:stretch/>
                   </pic:blipFill>
-                  <pic:spPr>
+                  <pic:spPr bwMode="auto">
                     <a:xfrm>
                       <a:off x="0" y="0"/>
-                      <a:ext cx="2541780" cy="1999365"/>
+                      <a:ext cx="2187191" cy="2217776"/>
                     </a:xfrm>
                     <a:prstGeom prst="rect">
                       <a:avLst/>
                     </a:prstGeom>
-                    <a:ln>
+                    <a:ln w="9525" cap="flat" cmpd="sng" algn="ctr">
                       <a:solidFill>
-                        <a:schemeClr val="bg2"/>
+                        <a:srgbClr val="E8E8E8"/>
                       </a:solidFill>
+                      <a:prstDash val="solid"/>
+                      <a:round/>
+                      <a:headEnd type="none" w="med" len="med"/>
+                      <a:tailEnd type="none" w="med" len="med"/>
+                      <a:extLst>
+                        <a:ext uri="{C807C97D-BFC1-408E-A445-0C87EB9F89A2}">
+                          <ask:lineSketchStyleProps xmlns:ask="http://schemas.microsoft.com/office/drawing/2018/sketchyshapes" sd="0">
+                            <a:custGeom>
+                              <a:avLst/>
+                              <a:gdLst/>
+                              <a:ahLst/>
+                              <a:cxnLst/>
+                              <a:rect l="0" t="0" r="0" b="0"/>
+                              <a:pathLst/>
+                            </a:custGeom>
+                            <ask:type/>
+                          </ask:lineSketchStyleProps>
+                        </a:ext>
+                      </a:extLst>
                     </a:ln>
+                    <a:extLst>
+                      <a:ext uri="{53640926-AAD7-44D8-BBD7-CCE9431645EC}">
+                        <a14:shadowObscured xmlns:a14="http://schemas.microsoft.com/office/drawing/2010/main"/>
+                      </a:ext>
+                    </a:extLst>
                   </pic:spPr>
                 </pic:pic>
               </a:graphicData>
@@ -119,22 +234,35 @@
     </w:p>
     <w:p>
       <w:r>
-        <w:rPr>
-          <w:rFonts w:hint="eastAsia"/>
-        </w:rPr>
-        <w:t>執行流程順序</w:t>
-      </w:r>
-      <w:r>
-        <w:rPr>
-          <w:rFonts w:hint="eastAsia"/>
-        </w:rPr>
-        <w:t>:</w:t>
+        <w:pict w14:anchorId="0AE3A9C9">
+          <v:rect id="_x0000_i1029" style="width:0;height:1.5pt" o:hralign="center" o:hrstd="t" o:hr="t" fillcolor="#a0a0a0" stroked="f"/>
+        </w:pict>
       </w:r>
     </w:p>
     <w:p>
       <w:r>
         <w:rPr>
           <w:rFonts w:hint="eastAsia"/>
+        </w:rPr>
+        <w:t>檔案</w:t>
+      </w:r>
+      <w:r>
+        <w:rPr>
+          <w:rFonts w:hint="eastAsia"/>
+        </w:rPr>
+        <w:t>執行流程順序</w:t>
+      </w:r>
+      <w:r>
+        <w:rPr>
+          <w:rFonts w:hint="eastAsia"/>
+        </w:rPr>
+        <w:t>:</w:t>
+      </w:r>
+    </w:p>
+    <w:p>
+      <w:r>
+        <w:rPr>
+          <w:rFonts w:hint="eastAsia"/>
           <w:b/>
           <w:bCs/>
         </w:rPr>
@@ -196,6 +324,9 @@
       </w:r>
       <w:r>
         <w:br/>
+      </w:r>
+      <w:r>
+        <w:lastRenderedPageBreak/>
         <w:t xml:space="preserve">        OUTPUT: (.</w:t>
       </w:r>
       <w:proofErr w:type="spellStart"/>
@@ -506,9 +637,6 @@
       </w:r>
       <w:r>
         <w:br/>
-      </w:r>
-      <w:r>
-        <w:lastRenderedPageBreak/>
         <w:t xml:space="preserve">        RUN: </w:t>
       </w:r>
       <w:proofErr w:type="spellStart"/>
@@ -577,13 +705,8 @@
         <w:br/>
       </w:r>
       <w:r>
-        <w:t xml:space="preserve">        cd: /</w:t>
-      </w:r>
-      <w:proofErr w:type="gramStart"/>
-      <w:r>
-        <w:t>evaluate</w:t>
-      </w:r>
-      <w:proofErr w:type="gramEnd"/>
+        <w:t xml:space="preserve">        cd: /evaluate</w:t>
+      </w:r>
       <w:r>
         <w:br/>
         <w:t xml:space="preserve">        RUN: mIOU.py</w:t>
@@ -648,15 +771,7 @@
         <w:t>RGB</w:t>
       </w:r>
       <w:r>
-        <w:t>圖</w:t>
-      </w:r>
-      <w:proofErr w:type="gramStart"/>
-      <w:r>
-        <w:t>況</w:t>
-      </w:r>
-      <w:proofErr w:type="gramEnd"/>
-      <w:r>
-        <w:t>紀錄</w:t>
+        <w:t>圖況紀錄</w:t>
       </w:r>
       <w:r>
         <w:t>.xlsx: RGB</w:t>
@@ -666,6 +781,9 @@
       </w:r>
       <w:r>
         <w:br/>
+      </w:r>
+      <w:r>
+        <w:lastRenderedPageBreak/>
         <w:t xml:space="preserve">    /evaluate/change_file_name.py: </w:t>
       </w:r>
       <w:r>
@@ -996,150 +1114,145 @@
       </w:r>
       <w:r>
         <w:br/>
+        <w:t xml:space="preserve">        cd: /</w:t>
+      </w:r>
+      <w:proofErr w:type="spellStart"/>
+      <w:r>
+        <w:t>single_potted_plant_reflectance</w:t>
+      </w:r>
+      <w:proofErr w:type="spellEnd"/>
+      <w:r>
+        <w:br/>
+        <w:t xml:space="preserve">        RUN: S6_mean_picture.py</w:t>
+      </w:r>
+      <w:r>
+        <w:br/>
+        <w:t xml:space="preserve">        INPUT: </w:t>
+      </w:r>
+      <w:r>
+        <w:t>單一盆摘所有</w:t>
+      </w:r>
+      <w:r>
+        <w:t>.</w:t>
+      </w:r>
+      <w:proofErr w:type="spellStart"/>
+      <w:r>
+        <w:t>npy</w:t>
+      </w:r>
+      <w:proofErr w:type="spellEnd"/>
+      <w:r>
+        <w:t>檔</w:t>
+      </w:r>
+      <w:r>
+        <w:br/>
+        <w:t xml:space="preserve">        OUTPUT: </w:t>
+      </w:r>
+      <w:r>
+        <w:t>反射率圖</w:t>
+      </w:r>
+      <w:r>
+        <w:br/>
+        <w:t xml:space="preserve">   </w:t>
+      </w:r>
+      <w:r>
+        <w:rPr>
+          <w:b/>
+          <w:bCs/>
+        </w:rPr>
+        <w:t xml:space="preserve"> (7) </w:t>
+      </w:r>
+      <w:r>
+        <w:rPr>
+          <w:b/>
+          <w:bCs/>
+        </w:rPr>
+        <w:t>計算植生指數</w:t>
+      </w:r>
+      <w:r>
+        <w:br/>
+        <w:t xml:space="preserve">        cd: /</w:t>
+      </w:r>
+      <w:proofErr w:type="spellStart"/>
+      <w:r>
+        <w:t>vis_count</w:t>
+      </w:r>
+      <w:proofErr w:type="spellEnd"/>
+      <w:r>
+        <w:br/>
+        <w:t xml:space="preserve">        RUN: vissss.py</w:t>
+      </w:r>
+      <w:r>
+        <w:br/>
+        <w:t xml:space="preserve">        OUTPUT1: vi_40_output_v2.csv (</w:t>
+      </w:r>
+      <w:r>
+        <w:t>全濃度</w:t>
+      </w:r>
+      <w:r>
+        <w:t>)</w:t>
+      </w:r>
+      <w:r>
+        <w:br/>
+        <w:t xml:space="preserve">        OUTPUT2: band_matching_error.csv (</w:t>
+      </w:r>
+      <w:r>
+        <w:t>使用波段誤差</w:t>
+      </w:r>
+      <w:r>
+        <w:t>)</w:t>
+      </w:r>
+      <w:r>
+        <w:br/>
+      </w:r>
+      <w:r>
+        <w:rPr>
+          <w:b/>
+          <w:bCs/>
+        </w:rPr>
+        <w:t xml:space="preserve">    (8) </w:t>
+      </w:r>
+      <w:r>
+        <w:rPr>
+          <w:b/>
+          <w:bCs/>
+        </w:rPr>
+        <w:t>區分不同濃度下的</w:t>
+      </w:r>
+      <w:r>
+        <w:rPr>
+          <w:b/>
+          <w:bCs/>
+        </w:rPr>
+        <w:t>vis</w:t>
+      </w:r>
+      <w:r>
+        <w:rPr>
+          <w:b/>
+          <w:bCs/>
+        </w:rPr>
+        <w:t>結果</w:t>
+      </w:r>
+      <w:r>
+        <w:br/>
+        <w:t xml:space="preserve">        cd: /</w:t>
+      </w:r>
+      <w:proofErr w:type="spellStart"/>
+      <w:r>
+        <w:t>vis_count</w:t>
+      </w:r>
+      <w:proofErr w:type="spellEnd"/>
+      <w:r>
+        <w:t>/KS_v2</w:t>
+      </w:r>
+      <w:r>
+        <w:br/>
+        <w:t xml:space="preserve">        RUN: divided_low_high_vis_v2.py</w:t>
+      </w:r>
+      <w:r>
+        <w:br/>
       </w:r>
       <w:r>
         <w:lastRenderedPageBreak/>
-        <w:t xml:space="preserve">        cd: /</w:t>
-      </w:r>
-      <w:proofErr w:type="spellStart"/>
-      <w:r>
-        <w:t>single_potted_plant_reflectance</w:t>
-      </w:r>
-      <w:proofErr w:type="spellEnd"/>
-      <w:r>
-        <w:br/>
-        <w:t xml:space="preserve">        RUN: S6_mean_picture.py</w:t>
-      </w:r>
-      <w:r>
-        <w:br/>
-        <w:t xml:space="preserve">        INPUT: </w:t>
-      </w:r>
-      <w:proofErr w:type="gramStart"/>
-      <w:r>
-        <w:t>單一盆摘</w:t>
-      </w:r>
-      <w:proofErr w:type="gramEnd"/>
-      <w:r>
-        <w:t>所有</w:t>
-      </w:r>
-      <w:r>
-        <w:t>.</w:t>
-      </w:r>
-      <w:proofErr w:type="spellStart"/>
-      <w:r>
-        <w:t>npy</w:t>
-      </w:r>
-      <w:proofErr w:type="spellEnd"/>
-      <w:r>
-        <w:t>檔</w:t>
-      </w:r>
-      <w:r>
-        <w:br/>
-        <w:t xml:space="preserve">        OUTPUT: </w:t>
-      </w:r>
-      <w:r>
-        <w:t>反射率圖</w:t>
-      </w:r>
-      <w:r>
-        <w:br/>
-        <w:t xml:space="preserve">   </w:t>
-      </w:r>
-      <w:r>
-        <w:rPr>
-          <w:b/>
-          <w:bCs/>
-        </w:rPr>
-        <w:t xml:space="preserve"> (7) </w:t>
-      </w:r>
-      <w:r>
-        <w:rPr>
-          <w:b/>
-          <w:bCs/>
-        </w:rPr>
-        <w:t>計算植生指數</w:t>
-      </w:r>
-      <w:r>
-        <w:br/>
-        <w:t xml:space="preserve">        cd: /</w:t>
-      </w:r>
-      <w:proofErr w:type="spellStart"/>
-      <w:r>
-        <w:t>vis_count</w:t>
-      </w:r>
-      <w:proofErr w:type="spellEnd"/>
-      <w:r>
-        <w:br/>
-        <w:t xml:space="preserve">        RUN: vissss.py</w:t>
-      </w:r>
-      <w:r>
-        <w:br/>
-        <w:t xml:space="preserve">        OUTPUT1: vi_40_output_v2.csv (</w:t>
-      </w:r>
-      <w:r>
-        <w:t>全濃度</w:t>
-      </w:r>
-      <w:r>
-        <w:t>)</w:t>
-      </w:r>
-      <w:r>
-        <w:br/>
-        <w:t xml:space="preserve">        OUTPUT2: band_matching_error.csv (</w:t>
-      </w:r>
-      <w:r>
-        <w:t>使用波段誤差</w:t>
-      </w:r>
-      <w:r>
-        <w:t>)</w:t>
-      </w:r>
-      <w:r>
-        <w:br/>
-      </w:r>
-      <w:r>
-        <w:rPr>
-          <w:b/>
-          <w:bCs/>
-        </w:rPr>
-        <w:t xml:space="preserve">    (8) </w:t>
-      </w:r>
-      <w:r>
-        <w:rPr>
-          <w:b/>
-          <w:bCs/>
-        </w:rPr>
-        <w:t>區分不同濃度下的</w:t>
-      </w:r>
-      <w:r>
-        <w:rPr>
-          <w:b/>
-          <w:bCs/>
-        </w:rPr>
-        <w:t>vis</w:t>
-      </w:r>
-      <w:r>
-        <w:rPr>
-          <w:b/>
-          <w:bCs/>
-        </w:rPr>
-        <w:t>結果</w:t>
-      </w:r>
-      <w:r>
-        <w:br/>
-        <w:t xml:space="preserve">        cd: /</w:t>
-      </w:r>
-      <w:proofErr w:type="spellStart"/>
-      <w:r>
-        <w:t>vis_count</w:t>
-      </w:r>
-      <w:proofErr w:type="spellEnd"/>
-      <w:r>
-        <w:t>/KS_v2</w:t>
-      </w:r>
-      <w:r>
-        <w:br/>
-        <w:t xml:space="preserve">        RUN: divided_low_high_vis_v2.py</w:t>
-      </w:r>
-      <w:r>
-        <w:br/>
         <w:t xml:space="preserve">        OUTPUT_1: vi_40_low_v2.csv (</w:t>
       </w:r>
       <w:r>
@@ -1386,9 +1499,6 @@
       </w:r>
       <w:r>
         <w:br/>
-      </w:r>
-      <w:r>
-        <w:lastRenderedPageBreak/>
         <w:t>/</w:t>
       </w:r>
       <w:r>
@@ -1464,10 +1574,97 @@
       </w:r>
       <w:r>
         <w:br/>
-        <w:t xml:space="preserve"> </w:t>
-      </w:r>
-      <w:proofErr w:type="gramStart"/>
-      <w:r>
+        <w:t xml:space="preserve">   </w:t>
+      </w:r>
+      <w:r>
+        <w:rPr>
+          <w:b/>
+          <w:bCs/>
+        </w:rPr>
+        <w:t xml:space="preserve"> (1). </w:t>
+      </w:r>
+      <w:r>
+        <w:rPr>
+          <w:b/>
+          <w:bCs/>
+        </w:rPr>
+        <w:t>轉移資料</w:t>
+      </w:r>
+      <w:r>
+        <w:br/>
+        <w:t xml:space="preserve">        RUN: create_all_train_dataset.py</w:t>
+      </w:r>
+      <w:r>
+        <w:br/>
+        <w:t xml:space="preserve">   </w:t>
+      </w:r>
+      <w:r>
+        <w:rPr>
+          <w:b/>
+          <w:bCs/>
+        </w:rPr>
+        <w:t xml:space="preserve"> (2) </w:t>
+      </w:r>
+      <w:r>
+        <w:rPr>
+          <w:b/>
+          <w:bCs/>
+        </w:rPr>
+        <w:t>檢查常態分佈</w:t>
+      </w:r>
+      <w:r>
+        <w:br/>
+        <w:t xml:space="preserve">        RUN: Normal_check_RT.py</w:t>
+      </w:r>
+      <w:r>
+        <w:br/>
+        <w:t xml:space="preserve">   </w:t>
+      </w:r>
+      <w:r>
+        <w:rPr>
+          <w:b/>
+          <w:bCs/>
+        </w:rPr>
+        <w:t xml:space="preserve"> (3) </w:t>
+      </w:r>
+      <w:r>
+        <w:rPr>
+          <w:b/>
+          <w:bCs/>
+        </w:rPr>
+        <w:t>找出離群值</w:t>
+      </w:r>
+      <w:r>
+        <w:br/>
+        <w:t xml:space="preserve">        RUN: Find_outlier_samples.py</w:t>
+      </w:r>
+      <w:r>
+        <w:br/>
+        <w:t xml:space="preserve">        OUTPUT: outlier_samples.csv</w:t>
+      </w:r>
+      <w:r>
+        <w:br/>
+      </w:r>
+      <w:r>
+        <w:lastRenderedPageBreak/>
+        <w:t xml:space="preserve">        (</w:t>
+      </w:r>
+      <w:r>
+        <w:t>離群值去除轉移到</w:t>
+      </w:r>
+      <w:proofErr w:type="spellStart"/>
+      <w:r>
+        <w:t>remove_outliers</w:t>
+      </w:r>
+      <w:proofErr w:type="spellEnd"/>
+      <w:r>
+        <w:t>裡</w:t>
+      </w:r>
+      <w:r>
+        <w:t>)</w:t>
+      </w:r>
+      <w:r>
+        <w:br/>
         <w:t xml:space="preserve">  </w:t>
       </w:r>
       <w:r>
@@ -1475,102 +1672,6 @@
           <w:b/>
           <w:bCs/>
         </w:rPr>
-        <w:t xml:space="preserve"> (</w:t>
-      </w:r>
-      <w:proofErr w:type="gramEnd"/>
-      <w:r>
-        <w:rPr>
-          <w:b/>
-          <w:bCs/>
-        </w:rPr>
-        <w:t xml:space="preserve">1). </w:t>
-      </w:r>
-      <w:r>
-        <w:rPr>
-          <w:b/>
-          <w:bCs/>
-        </w:rPr>
-        <w:t>轉移資料</w:t>
-      </w:r>
-      <w:r>
-        <w:br/>
-        <w:t xml:space="preserve">        RUN: create_all_train_dataset.py</w:t>
-      </w:r>
-      <w:r>
-        <w:br/>
-        <w:t xml:space="preserve">   </w:t>
-      </w:r>
-      <w:r>
-        <w:rPr>
-          <w:b/>
-          <w:bCs/>
-        </w:rPr>
-        <w:t xml:space="preserve"> (2) </w:t>
-      </w:r>
-      <w:r>
-        <w:rPr>
-          <w:b/>
-          <w:bCs/>
-        </w:rPr>
-        <w:t>檢查常態分佈</w:t>
-      </w:r>
-      <w:r>
-        <w:br/>
-        <w:t xml:space="preserve">        RUN: Normal_check_RT.py</w:t>
-      </w:r>
-      <w:r>
-        <w:br/>
-        <w:t xml:space="preserve">   </w:t>
-      </w:r>
-      <w:r>
-        <w:rPr>
-          <w:b/>
-          <w:bCs/>
-        </w:rPr>
-        <w:t xml:space="preserve"> (3) </w:t>
-      </w:r>
-      <w:r>
-        <w:rPr>
-          <w:b/>
-          <w:bCs/>
-        </w:rPr>
-        <w:t>找出離群值</w:t>
-      </w:r>
-      <w:r>
-        <w:br/>
-        <w:t xml:space="preserve">        RUN: Find_outlier_samples.py</w:t>
-      </w:r>
-      <w:r>
-        <w:br/>
-        <w:t xml:space="preserve">        OUTPUT: outlier_samples.csv</w:t>
-      </w:r>
-      <w:r>
-        <w:br/>
-        <w:t xml:space="preserve">        (</w:t>
-      </w:r>
-      <w:r>
-        <w:t>離群值去除轉移到</w:t>
-      </w:r>
-      <w:proofErr w:type="spellStart"/>
-      <w:r>
-        <w:t>remove_outliers</w:t>
-      </w:r>
-      <w:proofErr w:type="spellEnd"/>
-      <w:r>
-        <w:t>裡</w:t>
-      </w:r>
-      <w:r>
-        <w:t>)</w:t>
-      </w:r>
-      <w:r>
-        <w:br/>
-        <w:t xml:space="preserve">  </w:t>
-      </w:r>
-      <w:r>
-        <w:rPr>
-          <w:b/>
-          <w:bCs/>
-        </w:rPr>
         <w:t xml:space="preserve">  (4) </w:t>
       </w:r>
       <w:r>
@@ -1585,13 +1686,8 @@
         <w:t xml:space="preserve">        cd: /</w:t>
       </w:r>
       <w:proofErr w:type="spellStart"/>
-      <w:proofErr w:type="gramStart"/>
-      <w:r>
-        <w:t>feature</w:t>
-      </w:r>
-      <w:proofErr w:type="gramEnd"/>
-      <w:r>
-        <w:t>_selection</w:t>
+      <w:r>
+        <w:t>feature_selection</w:t>
       </w:r>
       <w:proofErr w:type="spellEnd"/>
       <w:r>
@@ -1644,15 +1740,7 @@
         <w:t xml:space="preserve">: </w:t>
       </w:r>
       <w:r>
-        <w:t>每</w:t>
-      </w:r>
-      <w:proofErr w:type="gramStart"/>
-      <w:r>
-        <w:t>個</w:t>
-      </w:r>
-      <w:proofErr w:type="gramEnd"/>
-      <w:r>
-        <w:t>波段的常態狀況</w:t>
+        <w:t>每個波段的常態狀況</w:t>
       </w:r>
       <w:r>
         <w:t>(</w:t>
@@ -1773,160 +1861,158 @@
       </w:r>
       <w:r>
         <w:br/>
+        <w:t xml:space="preserve">            RUN: vis_base_npy_v2.py</w:t>
+      </w:r>
+      <w:r>
+        <w:br/>
+        <w:t xml:space="preserve">            OUTPUT: /</w:t>
+      </w:r>
+      <w:proofErr w:type="spellStart"/>
+      <w:r>
+        <w:t>reuslt</w:t>
+      </w:r>
+      <w:proofErr w:type="spellEnd"/>
+      <w:r>
+        <w:t xml:space="preserve"> (</w:t>
+      </w:r>
+      <w:r>
+        <w:t>所有濃度</w:t>
+      </w:r>
+      <w:r>
+        <w:t>+</w:t>
+      </w:r>
+      <w:r>
+        <w:t>所有機器學習模型結果</w:t>
+      </w:r>
+      <w:r>
+        <w:t>)</w:t>
+      </w:r>
+      <w:r>
+        <w:br/>
+        <w:t xml:space="preserve">            </w:t>
+      </w:r>
+      <w:r>
+        <w:br/>
+        <w:t xml:space="preserve">       </w:t>
+      </w:r>
+      <w:r>
+        <w:rPr>
+          <w:b/>
+          <w:bCs/>
+        </w:rPr>
+        <w:t xml:space="preserve"> (b) </w:t>
+      </w:r>
+      <w:proofErr w:type="spellStart"/>
+      <w:r>
+        <w:rPr>
+          <w:b/>
+          <w:bCs/>
+        </w:rPr>
+        <w:t>npy</w:t>
+      </w:r>
+      <w:proofErr w:type="spellEnd"/>
+      <w:r>
+        <w:rPr>
+          <w:b/>
+          <w:bCs/>
+        </w:rPr>
+        <w:t xml:space="preserve"> base all bands</w:t>
+      </w:r>
+      <w:r>
+        <w:br/>
+        <w:t xml:space="preserve">            cd: /</w:t>
+      </w:r>
+      <w:proofErr w:type="spellStart"/>
+      <w:r>
+        <w:t>vis_count</w:t>
+      </w:r>
+      <w:proofErr w:type="spellEnd"/>
+      <w:r>
+        <w:t>/KS_v2</w:t>
+      </w:r>
+      <w:r>
+        <w:br/>
+        <w:t xml:space="preserve">            RUN: ML_v2.py  (RUN</w:t>
+      </w:r>
+      <w:r>
+        <w:t>三次改</w:t>
+      </w:r>
+      <w:r>
+        <w:t>config)</w:t>
+      </w:r>
+      <w:r>
+        <w:br/>
+        <w:t xml:space="preserve">            OUTPUT: /</w:t>
+      </w:r>
+      <w:proofErr w:type="spellStart"/>
+      <w:r>
+        <w:t>ML_reuslt</w:t>
+      </w:r>
+      <w:proofErr w:type="spellEnd"/>
+      <w:r>
+        <w:br/>
+        <w:t xml:space="preserve">            </w:t>
+      </w:r>
+      <w:r>
+        <w:br/>
+        <w:t xml:space="preserve">       </w:t>
+      </w:r>
+      <w:r>
+        <w:rPr>
+          <w:b/>
+          <w:bCs/>
+        </w:rPr>
+        <w:t xml:space="preserve"> (c) </w:t>
+      </w:r>
+      <w:proofErr w:type="spellStart"/>
+      <w:r>
+        <w:rPr>
+          <w:b/>
+          <w:bCs/>
+        </w:rPr>
+        <w:t>npy</w:t>
+      </w:r>
+      <w:proofErr w:type="spellEnd"/>
+      <w:r>
+        <w:rPr>
+          <w:b/>
+          <w:bCs/>
+        </w:rPr>
+        <w:t xml:space="preserve"> base selection bands</w:t>
+      </w:r>
+      <w:r>
+        <w:br/>
+        <w:t xml:space="preserve">            cd: /</w:t>
+      </w:r>
+      <w:proofErr w:type="spellStart"/>
+      <w:r>
+        <w:t>vis_count</w:t>
+      </w:r>
+      <w:proofErr w:type="spellEnd"/>
+      <w:r>
+        <w:t>/KS_v2</w:t>
+      </w:r>
+      <w:r>
+        <w:br/>
+        <w:t xml:space="preserve">            RUN: ML_v3_feature_selection.py</w:t>
+      </w:r>
+      <w:r>
+        <w:br/>
+        <w:t xml:space="preserve">            OUTPUT: /</w:t>
+      </w:r>
+      <w:proofErr w:type="spellStart"/>
+      <w:r>
+        <w:t>ML_reuslt</w:t>
+      </w:r>
+      <w:proofErr w:type="spellEnd"/>
+      <w:r>
+        <w:t>/4_feature_selection</w:t>
+      </w:r>
+      <w:r>
+        <w:br/>
       </w:r>
       <w:r>
         <w:lastRenderedPageBreak/>
-        <w:t xml:space="preserve">            RUN: vis_base_npy_v2.py</w:t>
-      </w:r>
-      <w:r>
-        <w:br/>
-        <w:t xml:space="preserve">            OUTPUT: /</w:t>
-      </w:r>
-      <w:proofErr w:type="spellStart"/>
-      <w:r>
-        <w:t>reuslt</w:t>
-      </w:r>
-      <w:proofErr w:type="spellEnd"/>
-      <w:r>
-        <w:t xml:space="preserve"> (</w:t>
-      </w:r>
-      <w:r>
-        <w:t>所有濃度</w:t>
-      </w:r>
-      <w:r>
-        <w:t>+</w:t>
-      </w:r>
-      <w:r>
-        <w:t>所有機器學習模型結果</w:t>
-      </w:r>
-      <w:r>
-        <w:t>)</w:t>
-      </w:r>
-      <w:r>
-        <w:br/>
-        <w:t xml:space="preserve">            </w:t>
-      </w:r>
-      <w:r>
-        <w:br/>
-        <w:t xml:space="preserve">       </w:t>
-      </w:r>
-      <w:r>
-        <w:rPr>
-          <w:b/>
-          <w:bCs/>
-        </w:rPr>
-        <w:t xml:space="preserve"> (b) </w:t>
-      </w:r>
-      <w:proofErr w:type="spellStart"/>
-      <w:r>
-        <w:rPr>
-          <w:b/>
-          <w:bCs/>
-        </w:rPr>
-        <w:t>npy</w:t>
-      </w:r>
-      <w:proofErr w:type="spellEnd"/>
-      <w:r>
-        <w:rPr>
-          <w:b/>
-          <w:bCs/>
-        </w:rPr>
-        <w:t xml:space="preserve"> base all bands</w:t>
-      </w:r>
-      <w:r>
-        <w:br/>
-        <w:t xml:space="preserve">            cd: /</w:t>
-      </w:r>
-      <w:proofErr w:type="spellStart"/>
-      <w:r>
-        <w:t>vis_count</w:t>
-      </w:r>
-      <w:proofErr w:type="spellEnd"/>
-      <w:r>
-        <w:t>/KS_v2</w:t>
-      </w:r>
-      <w:r>
-        <w:br/>
-        <w:t xml:space="preserve">            RUN: ML_v2.py  (RUN</w:t>
-      </w:r>
-      <w:r>
-        <w:t>三次改</w:t>
-      </w:r>
-      <w:r>
-        <w:t>config)</w:t>
-      </w:r>
-      <w:r>
-        <w:br/>
-        <w:t xml:space="preserve">            OUTPUT: /</w:t>
-      </w:r>
-      <w:proofErr w:type="spellStart"/>
-      <w:r>
-        <w:t>ML_reuslt</w:t>
-      </w:r>
-      <w:proofErr w:type="spellEnd"/>
-      <w:r>
-        <w:br/>
-        <w:t xml:space="preserve">            </w:t>
-      </w:r>
-      <w:r>
-        <w:br/>
-        <w:t xml:space="preserve">       </w:t>
-      </w:r>
-      <w:r>
-        <w:rPr>
-          <w:b/>
-          <w:bCs/>
-        </w:rPr>
-        <w:t xml:space="preserve"> (c) </w:t>
-      </w:r>
-      <w:proofErr w:type="spellStart"/>
-      <w:r>
-        <w:rPr>
-          <w:b/>
-          <w:bCs/>
-        </w:rPr>
-        <w:t>npy</w:t>
-      </w:r>
-      <w:proofErr w:type="spellEnd"/>
-      <w:r>
-        <w:rPr>
-          <w:b/>
-          <w:bCs/>
-        </w:rPr>
-        <w:t xml:space="preserve"> base selection bands</w:t>
-      </w:r>
-      <w:r>
-        <w:br/>
-        <w:t xml:space="preserve">            cd: /</w:t>
-      </w:r>
-      <w:proofErr w:type="spellStart"/>
-      <w:r>
-        <w:t>vis_count</w:t>
-      </w:r>
-      <w:proofErr w:type="spellEnd"/>
-      <w:r>
-        <w:t>/KS_v2</w:t>
-      </w:r>
-      <w:r>
-        <w:br/>
-        <w:t xml:space="preserve">            RUN: ML_v3_feature_selection.py</w:t>
-      </w:r>
-      <w:r>
-        <w:br/>
-        <w:t xml:space="preserve">            OUTPUT: /</w:t>
-      </w:r>
-      <w:proofErr w:type="spellStart"/>
-      <w:r>
-        <w:t>ML_reuslt</w:t>
-      </w:r>
-      <w:proofErr w:type="spellEnd"/>
-      <w:r>
-        <w:t>/4_feature_selection</w:t>
-      </w:r>
-      <w:r>
-        <w:br/>
-      </w:r>
-      <w:r>
         <w:br/>
       </w:r>
       <w:r>
@@ -1955,13 +2041,8 @@
         <w:t>input</w:t>
       </w:r>
       <w:r>
-        <w:t>執行檔和預測</w:t>
-      </w:r>
-      <w:proofErr w:type="gramStart"/>
-      <w:r>
-        <w:t>檔</w:t>
-      </w:r>
-      <w:proofErr w:type="gramEnd"/>
+        <w:t>執行檔和預測檔</w:t>
+      </w:r>
     </w:p>
     <w:p>
       <w:pPr>
@@ -1994,7 +2075,6 @@
         </w:rPr>
         <w:t xml:space="preserve">(1) </w:t>
       </w:r>
-      <w:proofErr w:type="gramStart"/>
       <w:r>
         <w:rPr>
           <w:b/>
@@ -2002,7 +2082,6 @@
         </w:rPr>
         <w:t>資料切分</w:t>
       </w:r>
-      <w:proofErr w:type="gramEnd"/>
       <w:r>
         <w:rPr>
           <w:b/>
@@ -2148,15 +2227,7 @@
         <w:t>(</w:t>
       </w:r>
       <w:r>
-        <w:t>原</w:t>
-      </w:r>
-      <w:proofErr w:type="gramStart"/>
-      <w:r>
-        <w:t>始未</w:t>
-      </w:r>
-      <w:proofErr w:type="gramEnd"/>
-      <w:r>
-        <w:t>改檔案</w:t>
+        <w:t>原始未改檔案</w:t>
       </w:r>
       <w:r>
         <w:t>: \pytorch-CycleGAN-and-pix2pix-master.zip)</w:t>
@@ -2378,9 +2449,6 @@
       </w:r>
       <w:r>
         <w:br/>
-      </w:r>
-      <w:r>
-        <w:lastRenderedPageBreak/>
         <w:t xml:space="preserve">        RUN1: no_aug/2D_v2/train_2d.py</w:t>
       </w:r>
       <w:r>
@@ -3554,6 +3622,29 @@
       <w:szCs w:val="20"/>
     </w:rPr>
   </w:style>
+  <w:style w:type="character" w:styleId="af2">
+    <w:name w:val="Hyperlink"/>
+    <w:basedOn w:val="a0"/>
+    <w:uiPriority w:val="99"/>
+    <w:unhideWhenUsed/>
+    <w:rsid w:val="00D861EA"/>
+    <w:rPr>
+      <w:color w:val="467886" w:themeColor="hyperlink"/>
+      <w:u w:val="single"/>
+    </w:rPr>
+  </w:style>
+  <w:style w:type="character" w:styleId="af3">
+    <w:name w:val="Unresolved Mention"/>
+    <w:basedOn w:val="a0"/>
+    <w:uiPriority w:val="99"/>
+    <w:semiHidden/>
+    <w:unhideWhenUsed/>
+    <w:rsid w:val="00D861EA"/>
+    <w:rPr>
+      <w:color w:val="605E5C"/>
+      <w:shd w:val="clear" w:color="auto" w:fill="E1DFDD"/>
+    </w:rPr>
+  </w:style>
 </w:styles>
 </file>
 
